--- a/github.docx
+++ b/github.docx
@@ -152,6 +152,604 @@
     </w:p>
     <w:p>
       <w:pPr>
+        <w:pStyle w:val="ListParagraph"/>
+        <w:numPr>
+          <w:ilvl w:val="0"/>
+          <w:numId w:val="1"/>
+        </w:numPr>
+        <w:rPr>
+          <w:lang w:val="en-US"/>
+        </w:rPr>
+      </w:pPr>
+      <w:r>
+        <w:rPr>
+          <w:lang w:val="en-US"/>
+        </w:rPr>
+        <w:t>Cách Chuyển Từ Public Repository Sang Private Và Ngược Lại?</w:t>
+      </w:r>
+    </w:p>
+    <w:p>
+      <w:pPr>
+        <w:pStyle w:val="ListParagraph"/>
+        <w:numPr>
+          <w:ilvl w:val="0"/>
+          <w:numId w:val="2"/>
+        </w:numPr>
+        <w:rPr>
+          <w:lang w:val="en-US"/>
+        </w:rPr>
+      </w:pPr>
+      <w:r>
+        <w:rPr>
+          <w:lang w:val="en-US"/>
+        </w:rPr>
+        <w:t>Chọn Repository muốn đổi + vào Tab “Settings” + cuộn xuống phần “Danger Zone” + chọn “Change Visibility” + Click “Change to private” hay “Change to public” + nhấn liên tục cái nút ở dưới cái cửa sổ hiện lên</w:t>
+      </w:r>
+    </w:p>
+    <w:p>
+      <w:pPr>
+        <w:pStyle w:val="ListParagraph"/>
+        <w:numPr>
+          <w:ilvl w:val="0"/>
+          <w:numId w:val="1"/>
+        </w:numPr>
+        <w:rPr>
+          <w:lang w:val="en-US"/>
+        </w:rPr>
+      </w:pPr>
+      <w:r>
+        <w:rPr>
+          <w:lang w:val="en-US"/>
+        </w:rPr>
+        <w:t>Private Repository Khác Gì Public?</w:t>
+      </w:r>
+    </w:p>
+    <w:p>
+      <w:pPr>
+        <w:pStyle w:val="ListParagraph"/>
+        <w:numPr>
+          <w:ilvl w:val="0"/>
+          <w:numId w:val="2"/>
+        </w:numPr>
+        <w:rPr>
+          <w:lang w:val="en-US"/>
+        </w:rPr>
+      </w:pPr>
+      <w:r>
+        <w:rPr>
+          <w:lang w:val="en-US"/>
+        </w:rPr>
+        <w:t>Bất kể người nào cũng xem được Public Repository của bạn miễn là học truy cập được vào Github, còn Private Repository sẽ được ẩn chỉ mình bạn mới thấy</w:t>
+      </w:r>
+    </w:p>
+    <w:p>
+      <w:pPr>
+        <w:pStyle w:val="ListParagraph"/>
+        <w:numPr>
+          <w:ilvl w:val="0"/>
+          <w:numId w:val="2"/>
+        </w:numPr>
+        <w:rPr>
+          <w:lang w:val="en-US"/>
+        </w:rPr>
+      </w:pPr>
+      <w:r>
+        <w:rPr>
+          <w:lang w:val="en-US"/>
+        </w:rPr>
+        <w:t>Public Repository luôn Clone được, Private Repository khi Clone</w:t>
+      </w:r>
+      <w:r>
+        <w:rPr>
+          <w:lang w:val="en-US"/>
+        </w:rPr>
+        <w:t xml:space="preserve"> = HTTPS</w:t>
+      </w:r>
+      <w:r>
+        <w:rPr>
+          <w:lang w:val="en-US"/>
+        </w:rPr>
+        <w:t xml:space="preserve"> thì nó bắt mình nhập tài khoản và mật khẩu Github</w:t>
+      </w:r>
+      <w:r>
+        <w:rPr>
+          <w:lang w:val="en-US"/>
+        </w:rPr>
+        <w:t>, nhưng thay vì nhập cái này, vì mật khẩu nó tàng hình khó chịu vãi, thì sử dụng khóa SSH</w:t>
+      </w:r>
+    </w:p>
+    <w:p>
+      <w:pPr>
+        <w:pStyle w:val="ListParagraph"/>
+        <w:numPr>
+          <w:ilvl w:val="0"/>
+          <w:numId w:val="1"/>
+        </w:numPr>
+        <w:rPr>
+          <w:lang w:val="en-US"/>
+        </w:rPr>
+      </w:pPr>
+      <w:r>
+        <w:rPr>
+          <w:lang w:val="en-US"/>
+        </w:rPr>
+        <w:t xml:space="preserve">Khóa SSH </w:t>
+      </w:r>
+      <w:r>
+        <w:rPr>
+          <w:lang w:val="en-US"/>
+        </w:rPr>
+        <w:t>Là Gì?</w:t>
+      </w:r>
+    </w:p>
+    <w:p>
+      <w:pPr>
+        <w:pStyle w:val="ListParagraph"/>
+        <w:numPr>
+          <w:ilvl w:val="0"/>
+          <w:numId w:val="2"/>
+        </w:numPr>
+        <w:rPr>
+          <w:lang w:val="en-US"/>
+        </w:rPr>
+      </w:pPr>
+      <w:r>
+        <w:rPr>
+          <w:lang w:val="en-US"/>
+        </w:rPr>
+        <w:t>Là 1 cặp chuỗi kí tự dài và khó hiểu vãi, 1 cái Private bạn giữ</w:t>
+      </w:r>
+      <w:r>
+        <w:rPr>
+          <w:lang w:val="en-US"/>
+        </w:rPr>
+        <w:t>, 1 cái Public trên Github</w:t>
+      </w:r>
+    </w:p>
+    <w:p>
+      <w:pPr>
+        <w:pStyle w:val="ListParagraph"/>
+        <w:numPr>
+          <w:ilvl w:val="0"/>
+          <w:numId w:val="2"/>
+        </w:numPr>
+        <w:rPr>
+          <w:lang w:val="en-US"/>
+        </w:rPr>
+      </w:pPr>
+      <w:r>
+        <w:rPr>
+          <w:lang w:val="en-US"/>
+        </w:rPr>
+        <w:t>Khóa Private là cái tạo ra khóa Public bằng mã hóa</w:t>
+      </w:r>
+      <w:r>
+        <w:rPr>
+          <w:lang w:val="en-US"/>
+        </w:rPr>
+        <w:t xml:space="preserve">, </w:t>
+      </w:r>
+      <w:r>
+        <w:rPr>
+          <w:lang w:val="en-US"/>
+        </w:rPr>
+        <w:t>và mỗi khóa Private sẽ cho độc nhất 1 khóa Public, và mỗi khóa Public chỉ được tạo ra từ độc nhất 1 khóa Private</w:t>
+      </w:r>
+    </w:p>
+    <w:p>
+      <w:pPr>
+        <w:pStyle w:val="ListParagraph"/>
+        <w:numPr>
+          <w:ilvl w:val="0"/>
+          <w:numId w:val="1"/>
+        </w:numPr>
+        <w:rPr>
+          <w:lang w:val="en-US"/>
+        </w:rPr>
+      </w:pPr>
+      <w:r>
+        <w:rPr>
+          <w:lang w:val="en-US"/>
+        </w:rPr>
+        <w:t xml:space="preserve">Cách </w:t>
+      </w:r>
+      <w:r>
+        <w:rPr>
+          <w:lang w:val="en-US"/>
+        </w:rPr>
+        <w:t xml:space="preserve">Cài Đặt Khóa </w:t>
+      </w:r>
+      <w:r>
+        <w:rPr>
+          <w:lang w:val="en-US"/>
+        </w:rPr>
+        <w:t>SSH</w:t>
+      </w:r>
+      <w:r>
+        <w:rPr>
+          <w:lang w:val="en-US"/>
+        </w:rPr>
+        <w:t xml:space="preserve"> Và Sử Dụng?</w:t>
+      </w:r>
+    </w:p>
+    <w:p>
+      <w:pPr>
+        <w:pStyle w:val="ListParagraph"/>
+        <w:numPr>
+          <w:ilvl w:val="0"/>
+          <w:numId w:val="2"/>
+        </w:numPr>
+        <w:rPr>
+          <w:lang w:val="en-US"/>
+        </w:rPr>
+      </w:pPr>
+      <w:r>
+        <w:rPr>
+          <w:lang w:val="en-US"/>
+        </w:rPr>
+        <w:t>Mở Bash lên rồi nhập vào dòng lệnh sau</w:t>
+      </w:r>
+    </w:p>
+    <w:p>
+      <w:pPr>
+        <w:pStyle w:val="ListParagraph"/>
+        <w:pBdr>
+          <w:top w:val="single" w:sz="4" w:space="1" w:color="auto"/>
+          <w:left w:val="single" w:sz="4" w:space="4" w:color="auto"/>
+          <w:bottom w:val="single" w:sz="4" w:space="1" w:color="auto"/>
+          <w:right w:val="single" w:sz="4" w:space="4" w:color="auto"/>
+        </w:pBdr>
+        <w:ind w:left="1080"/>
+        <w:rPr>
+          <w:lang w:val="en-US"/>
+        </w:rPr>
+      </w:pPr>
+      <w:r>
+        <w:rPr>
+          <w:lang w:val="en-US"/>
+        </w:rPr>
+        <w:t>s</w:t>
+      </w:r>
+      <w:r>
+        <w:rPr>
+          <w:lang w:val="en-US"/>
+        </w:rPr>
+        <w:t>sh-keygen -t  rsa -b 4096</w:t>
+      </w:r>
+    </w:p>
+    <w:p>
+      <w:pPr>
+        <w:pStyle w:val="ListParagraph"/>
+        <w:numPr>
+          <w:ilvl w:val="0"/>
+          <w:numId w:val="2"/>
+        </w:numPr>
+        <w:rPr>
+          <w:lang w:val="en-US"/>
+        </w:rPr>
+      </w:pPr>
+      <w:r>
+        <w:rPr>
+          <w:lang w:val="en-US"/>
+        </w:rPr>
+        <w:t xml:space="preserve">-t chỉ định thuật toán mã hóa, ở đây là </w:t>
+      </w:r>
+      <w:r>
+        <w:rPr>
+          <w:lang w:val="en-US"/>
+        </w:rPr>
+        <w:t>RSA</w:t>
+      </w:r>
+    </w:p>
+    <w:p>
+      <w:pPr>
+        <w:pStyle w:val="ListParagraph"/>
+        <w:numPr>
+          <w:ilvl w:val="0"/>
+          <w:numId w:val="2"/>
+        </w:numPr>
+        <w:rPr>
+          <w:lang w:val="en-US"/>
+        </w:rPr>
+      </w:pPr>
+      <w:r>
+        <w:rPr>
+          <w:lang w:val="en-US"/>
+        </w:rPr>
+        <w:t>-b chỉ định chiều dài chuỗi kí tự, ở đây là 40</w:t>
+      </w:r>
+      <w:r>
+        <w:rPr>
+          <w:lang w:val="en-US"/>
+        </w:rPr>
+        <w:t>96 B</w:t>
+      </w:r>
+      <w:r>
+        <w:rPr>
+          <w:lang w:val="en-US"/>
+        </w:rPr>
+        <w:t>it tương ứng 512 kí tự</w:t>
+      </w:r>
+    </w:p>
+    <w:p>
+      <w:pPr>
+        <w:pStyle w:val="ListParagraph"/>
+        <w:numPr>
+          <w:ilvl w:val="0"/>
+          <w:numId w:val="2"/>
+        </w:numPr>
+        <w:rPr>
+          <w:lang w:val="en-US"/>
+        </w:rPr>
+      </w:pPr>
+      <w:r>
+        <w:rPr>
+          <w:lang w:val="en-US"/>
+        </w:rPr>
+        <w:t>Sau đó nhấ</w:t>
+      </w:r>
+      <w:r>
+        <w:rPr>
+          <w:lang w:val="en-US"/>
+        </w:rPr>
+        <w:t>n Enter 3</w:t>
+      </w:r>
+      <w:r>
+        <w:rPr>
+          <w:lang w:val="en-US"/>
+        </w:rPr>
+        <w:t xml:space="preserve"> lần</w:t>
+      </w:r>
+      <w:r>
+        <w:rPr>
+          <w:lang w:val="en-US"/>
+        </w:rPr>
+        <w:t>, đợi 1 lát rồi thoát Bash</w:t>
+      </w:r>
+    </w:p>
+    <w:p>
+      <w:pPr>
+        <w:pStyle w:val="ListParagraph"/>
+        <w:numPr>
+          <w:ilvl w:val="0"/>
+          <w:numId w:val="2"/>
+        </w:numPr>
+        <w:rPr>
+          <w:lang w:val="en-US"/>
+        </w:rPr>
+      </w:pPr>
+      <w:r>
+        <w:rPr>
+          <w:lang w:val="en-US"/>
+        </w:rPr>
+        <w:t xml:space="preserve">Sau đó thư mục </w:t>
+      </w:r>
+      <w:r>
+        <w:rPr>
+          <w:lang w:val="en-US"/>
+        </w:rPr>
+        <w:t>“</w:t>
+      </w:r>
+      <w:r>
+        <w:rPr>
+          <w:lang w:val="en-US"/>
+        </w:rPr>
+        <w:t>.ssh</w:t>
+      </w:r>
+      <w:r>
+        <w:rPr>
+          <w:lang w:val="en-US"/>
+        </w:rPr>
+        <w:t>”</w:t>
+      </w:r>
+      <w:r>
+        <w:rPr>
+          <w:lang w:val="en-US"/>
+        </w:rPr>
+        <w:t xml:space="preserve"> được tạo ra trong thư mục “C:\Users\&lt;Tên Người Dùng&gt;”, bên trong </w:t>
+      </w:r>
+      <w:r>
+        <w:rPr>
+          <w:lang w:val="en-US"/>
+        </w:rPr>
+        <w:t>“</w:t>
+      </w:r>
+      <w:r>
+        <w:rPr>
+          <w:lang w:val="en-US"/>
+        </w:rPr>
+        <w:t>.ssh</w:t>
+      </w:r>
+      <w:r>
+        <w:rPr>
+          <w:lang w:val="en-US"/>
+        </w:rPr>
+        <w:t>”</w:t>
+      </w:r>
+      <w:r>
+        <w:rPr>
+          <w:lang w:val="en-US"/>
+        </w:rPr>
+        <w:t xml:space="preserve"> sẽ</w:t>
+      </w:r>
+      <w:r>
+        <w:rPr>
+          <w:lang w:val="en-US"/>
+        </w:rPr>
+        <w:t xml:space="preserve"> có 2 File, </w:t>
+      </w:r>
+      <w:r>
+        <w:rPr>
+          <w:lang w:val="en-US"/>
+        </w:rPr>
+        <w:t xml:space="preserve">và đéo được đổi tên, </w:t>
+      </w:r>
+      <w:r>
+        <w:rPr>
+          <w:lang w:val="en-US"/>
+        </w:rPr>
+        <w:t>1 File không có phần mở rộng chứa khóa Private bạn giữ, 1 File có phần mở rộng “pub” là khóa Public bạn cần đưa lên Github</w:t>
+      </w:r>
+    </w:p>
+    <w:p>
+      <w:pPr>
+        <w:pStyle w:val="ListParagraph"/>
+        <w:numPr>
+          <w:ilvl w:val="0"/>
+          <w:numId w:val="2"/>
+        </w:numPr>
+        <w:rPr>
+          <w:lang w:val="en-US"/>
+        </w:rPr>
+      </w:pPr>
+      <w:r>
+        <w:rPr>
+          <w:lang w:val="en-US"/>
+        </w:rPr>
+        <w:t xml:space="preserve">Mở File khóa Public lên </w:t>
+      </w:r>
+      <w:r>
+        <w:rPr>
+          <w:lang w:val="en-US"/>
+        </w:rPr>
+        <w:t xml:space="preserve">+ </w:t>
+      </w:r>
+      <w:r>
+        <w:rPr>
+          <w:lang w:val="en-US"/>
+        </w:rPr>
+        <w:t>Copy Full nội dung củ</w:t>
+      </w:r>
+      <w:r>
+        <w:rPr>
+          <w:lang w:val="en-US"/>
+        </w:rPr>
+        <w:t>a nó</w:t>
+      </w:r>
+      <w:r>
+        <w:rPr>
+          <w:lang w:val="en-US"/>
+        </w:rPr>
+        <w:t>, lưu ý loại bỏ dấu xuống dòng cuối cùng</w:t>
+      </w:r>
+      <w:r>
+        <w:rPr>
+          <w:lang w:val="en-US"/>
+        </w:rPr>
+        <w:t xml:space="preserve"> + lên Github + </w:t>
+      </w:r>
+      <w:r>
+        <w:rPr>
+          <w:lang w:val="en-US"/>
+        </w:rPr>
+        <w:t>vào phần “Settings”</w:t>
+      </w:r>
+      <w:r>
+        <w:rPr>
+          <w:lang w:val="en-US"/>
+        </w:rPr>
+        <w:t xml:space="preserve"> + vào Tab “SSH and GPG keys” + Click “New SSH key” + điền vào “Title” cái mẹ gì cũng được + Paste cái khóa Public vào ô “Key” + Click “Add SSH key”</w:t>
+      </w:r>
+    </w:p>
+    <w:p>
+      <w:pPr>
+        <w:pStyle w:val="ListParagraph"/>
+        <w:numPr>
+          <w:ilvl w:val="0"/>
+          <w:numId w:val="2"/>
+        </w:numPr>
+        <w:rPr>
+          <w:lang w:val="en-US"/>
+        </w:rPr>
+      </w:pPr>
+      <w:r>
+        <w:rPr>
+          <w:lang w:val="en-US"/>
+        </w:rPr>
+        <w:t>Bạn đã cài đặt thành công khóa SSH, bây giờ là sử dụng</w:t>
+      </w:r>
+    </w:p>
+    <w:p>
+      <w:pPr>
+        <w:pStyle w:val="ListParagraph"/>
+        <w:numPr>
+          <w:ilvl w:val="0"/>
+          <w:numId w:val="2"/>
+        </w:numPr>
+        <w:rPr>
+          <w:lang w:val="en-US"/>
+        </w:rPr>
+      </w:pPr>
+      <w:r>
+        <w:rPr>
+          <w:lang w:val="en-US"/>
+        </w:rPr>
+        <w:t>Khi Clone thì Copy đường dẫn SSH chứ đừng Copy đường dẫn HTTPS, nếu không nó lại bắt nhập mật khẩu mệt, khi làm như vậy, Git sẽ tự</w:t>
+      </w:r>
+      <w:r>
+        <w:rPr>
+          <w:lang w:val="en-US"/>
+        </w:rPr>
+        <w:t xml:space="preserve"> Check thư mục “C:\Users\&lt;Tên Người Dùng&gt;\.ssh”</w:t>
+      </w:r>
+      <w:r>
+        <w:rPr>
+          <w:lang w:val="en-US"/>
+        </w:rPr>
+        <w:t xml:space="preserve"> File chứa khóa Private của bạn, sau đó đối chiếu với khóa Public, nếu </w:t>
+      </w:r>
+      <w:r>
+        <w:rPr>
+          <w:lang w:val="en-US"/>
+        </w:rPr>
+        <w:t xml:space="preserve">khóa Private của bạn đéo mã hóa ra khóa Public thì </w:t>
+      </w:r>
+      <w:r>
+        <w:rPr>
+          <w:lang w:val="en-US"/>
+        </w:rPr>
+        <w:lastRenderedPageBreak/>
+        <w:t>nó sẽ báo lỗi</w:t>
+      </w:r>
+      <w:r>
+        <w:rPr>
+          <w:lang w:val="en-US"/>
+        </w:rPr>
+        <w:t>, còn không thì Clone như bình thường</w:t>
+      </w:r>
+      <w:r>
+        <w:rPr>
+          <w:lang w:val="en-US"/>
+        </w:rPr>
+        <w:t>, lúc mới Clone</w:t>
+      </w:r>
+      <w:r>
+        <w:rPr>
+          <w:lang w:val="en-US"/>
+        </w:rPr>
+        <w:t xml:space="preserve"> lần đầu tiên</w:t>
+      </w:r>
+      <w:r>
+        <w:rPr>
+          <w:lang w:val="en-US"/>
+        </w:rPr>
+        <w:t xml:space="preserve"> thì nó sẽ hỏi cái quần què gì thì </w:t>
+      </w:r>
+      <w:r>
+        <w:rPr>
+          <w:lang w:val="en-US"/>
+        </w:rPr>
+        <w:t xml:space="preserve">cứ </w:t>
+      </w:r>
+      <w:r>
+        <w:rPr>
+          <w:lang w:val="en-US"/>
+        </w:rPr>
+        <w:t>gõ “yes” rồi Enter</w:t>
+      </w:r>
+    </w:p>
+    <w:p>
+      <w:pPr>
         <w:rPr>
           <w:lang w:val="en-US"/>
         </w:rPr>
@@ -322,193 +920,418 @@
         </w:rPr>
         <w:t>ath</w:t>
       </w:r>
+      <w:r>
+        <w:rPr>
+          <w:lang w:val="en-US"/>
+        </w:rPr>
+        <w:t xml:space="preserve"> sẽ có thêm đường dẫn </w:t>
+      </w:r>
+      <w:r>
+        <w:rPr>
+          <w:lang w:val="en-US"/>
+        </w:rPr>
+        <w:t>“</w:t>
+      </w:r>
+      <w:r>
+        <w:rPr>
+          <w:lang w:val="en-US"/>
+        </w:rPr>
+        <w:t>C:\Program Files\Git\cmd</w:t>
+      </w:r>
+      <w:r>
+        <w:rPr>
+          <w:lang w:val="en-US"/>
+        </w:rPr>
+        <w:t>”</w:t>
+      </w:r>
+      <w:r>
+        <w:rPr>
+          <w:lang w:val="en-US"/>
+        </w:rPr>
+        <w:t xml:space="preserve"> chứa File lệnh </w:t>
+      </w:r>
+      <w:r>
+        <w:rPr>
+          <w:lang w:val="en-US"/>
+        </w:rPr>
+        <w:t>“</w:t>
+      </w:r>
+      <w:r>
+        <w:rPr>
+          <w:lang w:val="en-US"/>
+        </w:rPr>
+        <w:t>git</w:t>
+      </w:r>
+      <w:r>
+        <w:rPr>
+          <w:lang w:val="en-US"/>
+        </w:rPr>
+        <w:t>.exe”</w:t>
+      </w:r>
+    </w:p>
+    <w:p>
+      <w:pPr>
+        <w:pStyle w:val="ListParagraph"/>
+        <w:numPr>
+          <w:ilvl w:val="0"/>
+          <w:numId w:val="3"/>
+        </w:numPr>
+        <w:rPr>
+          <w:lang w:val="en-US"/>
+        </w:rPr>
+      </w:pPr>
+      <w:r>
+        <w:rPr>
+          <w:lang w:val="en-US"/>
+        </w:rPr>
+        <w:t xml:space="preserve">Cách </w:t>
+      </w:r>
+      <w:r>
+        <w:rPr>
+          <w:lang w:val="en-US"/>
+        </w:rPr>
+        <w:t>Xóa Hoàn Toàn Khỏi Máy?</w:t>
+      </w:r>
+    </w:p>
+    <w:p>
+      <w:pPr>
+        <w:pStyle w:val="ListParagraph"/>
+        <w:numPr>
+          <w:ilvl w:val="0"/>
+          <w:numId w:val="2"/>
+        </w:numPr>
+        <w:rPr>
+          <w:lang w:val="en-US"/>
+        </w:rPr>
+      </w:pPr>
+      <w:r>
+        <w:rPr>
+          <w:lang w:val="en-US"/>
+        </w:rPr>
+        <w:t xml:space="preserve">Gỡ cài đặt + </w:t>
+      </w:r>
+      <w:r>
+        <w:rPr>
+          <w:lang w:val="en-US"/>
+        </w:rPr>
+        <w:t xml:space="preserve">xóa thư mục </w:t>
+      </w:r>
+      <w:r>
+        <w:rPr>
+          <w:lang w:val="en-US"/>
+        </w:rPr>
+        <w:t>“</w:t>
+      </w:r>
+      <w:r>
+        <w:rPr>
+          <w:lang w:val="en-US"/>
+        </w:rPr>
+        <w:t>C:\Program Files\Git</w:t>
+      </w:r>
+      <w:r>
+        <w:rPr>
+          <w:lang w:val="en-US"/>
+        </w:rPr>
+        <w:t>”</w:t>
+      </w:r>
+    </w:p>
+    <w:p>
+      <w:pPr>
+        <w:pStyle w:val="ListParagraph"/>
+        <w:numPr>
+          <w:ilvl w:val="0"/>
+          <w:numId w:val="3"/>
+        </w:numPr>
+        <w:rPr>
+          <w:lang w:val="en-US"/>
+        </w:rPr>
+      </w:pPr>
+      <w:r>
+        <w:rPr>
+          <w:lang w:val="en-US"/>
+        </w:rPr>
+        <w:t>Cách Hoạt Động Của Repository?</w:t>
+      </w:r>
+    </w:p>
+    <w:p>
+      <w:pPr>
+        <w:pStyle w:val="ListParagraph"/>
+        <w:numPr>
+          <w:ilvl w:val="0"/>
+          <w:numId w:val="2"/>
+        </w:numPr>
+        <w:rPr>
+          <w:lang w:val="en-US"/>
+        </w:rPr>
+      </w:pPr>
+      <w:r>
+        <w:rPr>
+          <w:lang w:val="en-US"/>
+        </w:rPr>
+        <w:t xml:space="preserve">Khi 1 nhóm làm việc, mỗi người sẽ tạo 1 thư mục riêng gọi là các Repository cục bộ và làm phần việc của mình trên Repository này, đồng thời cả nhóm sẽ có 1 </w:t>
+      </w:r>
+      <w:r>
+        <w:rPr>
+          <w:lang w:val="en-US"/>
+        </w:rPr>
+        <w:t xml:space="preserve">Remote </w:t>
+      </w:r>
+      <w:r>
+        <w:rPr>
+          <w:lang w:val="en-US"/>
+        </w:rPr>
+        <w:t>Repository chung ở</w:t>
+      </w:r>
+      <w:r>
+        <w:rPr>
+          <w:lang w:val="en-US"/>
+        </w:rPr>
+        <w:t xml:space="preserve"> trên Github</w:t>
+      </w:r>
+    </w:p>
+    <w:p>
+      <w:pPr>
+        <w:pStyle w:val="ListParagraph"/>
+        <w:numPr>
+          <w:ilvl w:val="0"/>
+          <w:numId w:val="2"/>
+        </w:numPr>
+        <w:rPr>
+          <w:lang w:val="en-US"/>
+        </w:rPr>
+      </w:pPr>
+      <w:r>
+        <w:rPr>
+          <w:lang w:val="en-US"/>
+        </w:rPr>
+        <w:t>1 Repository cục bộ có thể kết nối nhiều Remote Repository, lí do là để tiện cập nhật Code lên nhiều nền tảng 1 lúc như Github, Gitlab, …</w:t>
+      </w:r>
+    </w:p>
+    <w:p>
+      <w:pPr>
+        <w:pStyle w:val="ListParagraph"/>
+        <w:numPr>
+          <w:ilvl w:val="0"/>
+          <w:numId w:val="3"/>
+        </w:numPr>
+        <w:rPr>
+          <w:lang w:val="en-US"/>
+        </w:rPr>
+      </w:pPr>
+      <w:r>
+        <w:rPr>
+          <w:lang w:val="en-US"/>
+        </w:rPr>
+        <w:t>Cấu Hình Của Git?</w:t>
+      </w:r>
+    </w:p>
+    <w:p>
+      <w:pPr>
+        <w:pStyle w:val="ListParagraph"/>
+        <w:numPr>
+          <w:ilvl w:val="0"/>
+          <w:numId w:val="2"/>
+        </w:numPr>
+        <w:rPr>
+          <w:lang w:val="en-US"/>
+        </w:rPr>
+      </w:pPr>
+      <w:r>
+        <w:rPr>
+          <w:lang w:val="en-US"/>
+        </w:rPr>
+        <w:t xml:space="preserve">Đường dẫn </w:t>
+      </w:r>
+      <w:r>
+        <w:rPr>
+          <w:lang w:val="en-US"/>
+        </w:rPr>
+        <w:t xml:space="preserve">mặc định </w:t>
+      </w:r>
+      <w:r>
+        <w:rPr>
+          <w:lang w:val="en-US"/>
+        </w:rPr>
+        <w:t xml:space="preserve">tới File chứa cầu hình </w:t>
+      </w:r>
+      <w:r>
+        <w:rPr>
+          <w:lang w:val="en-US"/>
+        </w:rPr>
+        <w:t xml:space="preserve">toàn cục của </w:t>
+      </w:r>
+      <w:r>
+        <w:rPr>
+          <w:lang w:val="en-US"/>
+        </w:rPr>
+        <w:t xml:space="preserve">Git là </w:t>
+      </w:r>
+    </w:p>
+    <w:p>
+      <w:pPr>
+        <w:pStyle w:val="ListParagraph"/>
+        <w:ind w:left="1080"/>
+        <w:rPr>
+          <w:lang w:val="en-US"/>
+        </w:rPr>
+      </w:pPr>
+      <w:r>
+        <w:rPr>
+          <w:lang w:val="en-US"/>
+        </w:rPr>
+        <w:t>“</w:t>
+      </w:r>
+      <w:r>
+        <w:rPr>
+          <w:lang w:val="en-US"/>
+        </w:rPr>
+        <w:t>C:\Users\</w:t>
+      </w:r>
+      <w:r>
+        <w:rPr>
+          <w:lang w:val="en-US"/>
+        </w:rPr>
+        <w:t>&lt;Tên Người Dùng&gt;\.gitconfig”</w:t>
+      </w:r>
+    </w:p>
+    <w:p>
+      <w:pPr>
+        <w:pStyle w:val="ListParagraph"/>
+        <w:numPr>
+          <w:ilvl w:val="0"/>
+          <w:numId w:val="2"/>
+        </w:numPr>
+        <w:rPr>
+          <w:lang w:val="en-US"/>
+        </w:rPr>
+      </w:pPr>
+      <w:r>
+        <w:rPr>
+          <w:lang w:val="en-US"/>
+        </w:rPr>
+        <w:t>Có thể dùng VS Code để chỉnh sửa</w:t>
+      </w:r>
+    </w:p>
+    <w:p>
+      <w:pPr>
+        <w:pStyle w:val="ListParagraph"/>
+        <w:numPr>
+          <w:ilvl w:val="0"/>
+          <w:numId w:val="3"/>
+        </w:numPr>
+        <w:rPr>
+          <w:lang w:val="en-US"/>
+        </w:rPr>
+      </w:pPr>
+      <w:r>
+        <w:rPr>
+          <w:lang w:val="en-US"/>
+        </w:rPr>
+        <w:t>Tại Sao Lại Cần Cấu Hình Tên Người Dùng Và Email Toàn Cục?</w:t>
+      </w:r>
+    </w:p>
+    <w:p>
+      <w:pPr>
+        <w:pStyle w:val="ListParagraph"/>
+        <w:numPr>
+          <w:ilvl w:val="0"/>
+          <w:numId w:val="2"/>
+        </w:numPr>
+        <w:rPr>
+          <w:lang w:val="en-US"/>
+        </w:rPr>
+      </w:pPr>
+      <w:r>
+        <w:rPr>
+          <w:lang w:val="en-US"/>
+        </w:rPr>
+        <w:t>Để khi Commit thì nó sẽ kèm theo tên</w:t>
+      </w:r>
       <w:bookmarkStart w:id="0" w:name="_GoBack"/>
       <w:bookmarkEnd w:id="0"/>
       <w:r>
         <w:rPr>
           <w:lang w:val="en-US"/>
         </w:rPr>
-        <w:t xml:space="preserve"> sẽ có thêm đường dẫn </w:t>
-      </w:r>
-      <w:r>
-        <w:rPr>
-          <w:lang w:val="en-US"/>
-        </w:rPr>
-        <w:t>“</w:t>
-      </w:r>
-      <w:r>
-        <w:rPr>
-          <w:lang w:val="en-US"/>
-        </w:rPr>
-        <w:t>C:\Program Files\Git\cmd</w:t>
-      </w:r>
-      <w:r>
-        <w:rPr>
-          <w:lang w:val="en-US"/>
-        </w:rPr>
-        <w:t>”</w:t>
-      </w:r>
-      <w:r>
-        <w:rPr>
-          <w:lang w:val="en-US"/>
-        </w:rPr>
-        <w:t xml:space="preserve"> chứa File lệnh </w:t>
-      </w:r>
-      <w:r>
-        <w:rPr>
-          <w:lang w:val="en-US"/>
-        </w:rPr>
-        <w:t>“</w:t>
-      </w:r>
-      <w:r>
-        <w:rPr>
-          <w:lang w:val="en-US"/>
-        </w:rPr>
-        <w:t>git</w:t>
-      </w:r>
-      <w:r>
-        <w:rPr>
-          <w:lang w:val="en-US"/>
-        </w:rPr>
-        <w:t>.exe”</w:t>
-      </w:r>
-    </w:p>
-    <w:p>
-      <w:pPr>
-        <w:pStyle w:val="ListParagraph"/>
-        <w:numPr>
-          <w:ilvl w:val="0"/>
-          <w:numId w:val="3"/>
-        </w:numPr>
-        <w:rPr>
-          <w:lang w:val="en-US"/>
-        </w:rPr>
-      </w:pPr>
-      <w:r>
-        <w:rPr>
-          <w:lang w:val="en-US"/>
-        </w:rPr>
-        <w:t xml:space="preserve">Cách </w:t>
-      </w:r>
-      <w:r>
-        <w:rPr>
-          <w:lang w:val="en-US"/>
-        </w:rPr>
-        <w:t>Xóa Hoàn Toàn Khỏi Máy?</w:t>
-      </w:r>
-    </w:p>
-    <w:p>
-      <w:pPr>
-        <w:pStyle w:val="ListParagraph"/>
-        <w:numPr>
-          <w:ilvl w:val="0"/>
-          <w:numId w:val="2"/>
-        </w:numPr>
-        <w:rPr>
-          <w:lang w:val="en-US"/>
-        </w:rPr>
-      </w:pPr>
-      <w:r>
-        <w:rPr>
-          <w:lang w:val="en-US"/>
-        </w:rPr>
-        <w:t xml:space="preserve">Gỡ cài đặt + </w:t>
-      </w:r>
-      <w:r>
-        <w:rPr>
-          <w:lang w:val="en-US"/>
-        </w:rPr>
-        <w:t xml:space="preserve">xóa thư mục </w:t>
-      </w:r>
-      <w:r>
-        <w:rPr>
-          <w:lang w:val="en-US"/>
-        </w:rPr>
-        <w:t>“</w:t>
-      </w:r>
-      <w:r>
-        <w:rPr>
-          <w:lang w:val="en-US"/>
-        </w:rPr>
-        <w:t>C:\Program Files\Git</w:t>
-      </w:r>
-      <w:r>
-        <w:rPr>
-          <w:lang w:val="en-US"/>
-        </w:rPr>
-        <w:t>”</w:t>
-      </w:r>
-    </w:p>
-    <w:p>
-      <w:pPr>
-        <w:pStyle w:val="ListParagraph"/>
-        <w:numPr>
-          <w:ilvl w:val="0"/>
-          <w:numId w:val="3"/>
-        </w:numPr>
-        <w:rPr>
-          <w:lang w:val="en-US"/>
-        </w:rPr>
-      </w:pPr>
-      <w:r>
-        <w:rPr>
-          <w:lang w:val="en-US"/>
-        </w:rPr>
-        <w:t>Cách Hoạt Động Của Repository?</w:t>
-      </w:r>
-    </w:p>
-    <w:p>
-      <w:pPr>
-        <w:pStyle w:val="ListParagraph"/>
-        <w:numPr>
-          <w:ilvl w:val="0"/>
-          <w:numId w:val="2"/>
-        </w:numPr>
-        <w:rPr>
-          <w:lang w:val="en-US"/>
-        </w:rPr>
-      </w:pPr>
-      <w:r>
-        <w:rPr>
-          <w:lang w:val="en-US"/>
-        </w:rPr>
-        <w:t xml:space="preserve">Khi 1 nhóm làm việc, mỗi người sẽ tạo 1 thư mục riêng gọi là các Repository cục bộ và làm phần việc của mình trên Repository này, đồng thời cả nhóm sẽ có 1 </w:t>
-      </w:r>
-      <w:r>
-        <w:rPr>
-          <w:lang w:val="en-US"/>
-        </w:rPr>
-        <w:t xml:space="preserve">Remote </w:t>
-      </w:r>
-      <w:r>
-        <w:rPr>
-          <w:lang w:val="en-US"/>
-        </w:rPr>
-        <w:t>Repository chung ở</w:t>
-      </w:r>
-      <w:r>
-        <w:rPr>
-          <w:lang w:val="en-US"/>
-        </w:rPr>
-        <w:t xml:space="preserve"> trên Github</w:t>
-      </w:r>
-    </w:p>
-    <w:p>
-      <w:pPr>
-        <w:pStyle w:val="ListParagraph"/>
-        <w:numPr>
-          <w:ilvl w:val="0"/>
-          <w:numId w:val="2"/>
-        </w:numPr>
-        <w:rPr>
-          <w:lang w:val="en-US"/>
-        </w:rPr>
-      </w:pPr>
-      <w:r>
-        <w:rPr>
-          <w:lang w:val="en-US"/>
-        </w:rPr>
-        <w:t>1 Repository cục bộ có thể kết nối nhiều Remote Repository, lí do là để tiện cập nhật Code lên nhiều nền tảng 1 lúc như Github, Gitlab, …</w:t>
+        <w:t xml:space="preserve"> và Email của người chỉnh sửa, thuận lợi trong việc xem ai đã sửa Code</w:t>
+      </w:r>
+    </w:p>
+    <w:p>
+      <w:pPr>
+        <w:pStyle w:val="ListParagraph"/>
+        <w:numPr>
+          <w:ilvl w:val="0"/>
+          <w:numId w:val="2"/>
+        </w:numPr>
+        <w:rPr>
+          <w:lang w:val="en-US"/>
+        </w:rPr>
+      </w:pPr>
+      <w:r>
+        <w:rPr>
+          <w:lang w:val="en-US"/>
+        </w:rPr>
+        <w:t>Nhập lệnh sau vào CMD để cấu hình</w:t>
+      </w:r>
+    </w:p>
+    <w:p>
+      <w:pPr>
+        <w:pStyle w:val="ListParagraph"/>
+        <w:pBdr>
+          <w:top w:val="single" w:sz="4" w:space="1" w:color="auto"/>
+          <w:left w:val="single" w:sz="4" w:space="4" w:color="auto"/>
+          <w:bottom w:val="single" w:sz="4" w:space="1" w:color="auto"/>
+          <w:right w:val="single" w:sz="4" w:space="4" w:color="auto"/>
+        </w:pBdr>
+        <w:ind w:left="1080"/>
+        <w:rPr>
+          <w:lang w:val="en-US"/>
+        </w:rPr>
+      </w:pPr>
+      <w:r>
+        <w:rPr>
+          <w:lang w:val="en-US"/>
+        </w:rPr>
+        <w:t>git config --</w:t>
+      </w:r>
+      <w:r>
+        <w:rPr>
+          <w:lang w:val="en-US"/>
+        </w:rPr>
+        <w:t>global user.email &lt;Địa Chỉ Email Của Mình&gt;</w:t>
+      </w:r>
+    </w:p>
+    <w:p>
+      <w:pPr>
+        <w:pStyle w:val="ListParagraph"/>
+        <w:pBdr>
+          <w:top w:val="single" w:sz="4" w:space="1" w:color="auto"/>
+          <w:left w:val="single" w:sz="4" w:space="4" w:color="auto"/>
+          <w:bottom w:val="single" w:sz="4" w:space="1" w:color="auto"/>
+          <w:right w:val="single" w:sz="4" w:space="4" w:color="auto"/>
+        </w:pBdr>
+        <w:ind w:left="1080"/>
+        <w:rPr>
+          <w:lang w:val="en-US"/>
+        </w:rPr>
+      </w:pPr>
+      <w:r>
+        <w:rPr>
+          <w:lang w:val="en-US"/>
+        </w:rPr>
+        <w:t xml:space="preserve">git </w:t>
+      </w:r>
+      <w:r>
+        <w:rPr>
+          <w:lang w:val="en-US"/>
+        </w:rPr>
+        <w:t>config --</w:t>
+      </w:r>
+      <w:r>
+        <w:rPr>
+          <w:lang w:val="en-US"/>
+        </w:rPr>
+        <w:t>global user.name &lt;Tên Mẹ Gì Cũng Được&gt;</w:t>
       </w:r>
     </w:p>
     <w:p>

--- a/github.docx
+++ b/github.docx
@@ -1245,15 +1245,7 @@
         <w:rPr>
           <w:lang w:val="en-US"/>
         </w:rPr>
-        <w:t>Để khi Commit thì nó sẽ kèm theo tên</w:t>
-      </w:r>
-      <w:bookmarkStart w:id="0" w:name="_GoBack"/>
-      <w:bookmarkEnd w:id="0"/>
-      <w:r>
-        <w:rPr>
-          <w:lang w:val="en-US"/>
-        </w:rPr>
-        <w:t xml:space="preserve"> và Email của người chỉnh sửa, thuận lợi trong việc xem ai đã sửa Code</w:t>
+        <w:t>Để khi Commit thì nó sẽ kèm theo tên và Email của người chỉnh sửa, thuận lợi trong việc xem ai đã sửa Code</w:t>
       </w:r>
     </w:p>
     <w:p>
@@ -1653,6 +1645,47 @@
           <w:lang w:val="en-US"/>
         </w:rPr>
         <w:t>&lt;Định Danh&gt;</w:t>
+      </w:r>
+    </w:p>
+    <w:p>
+      <w:pPr>
+        <w:pStyle w:val="ListParagraph"/>
+        <w:numPr>
+          <w:ilvl w:val="0"/>
+          <w:numId w:val="4"/>
+        </w:numPr>
+        <w:rPr>
+          <w:lang w:val="en-US"/>
+        </w:rPr>
+      </w:pPr>
+      <w:r>
+        <w:rPr>
+          <w:lang w:val="en-US"/>
+        </w:rPr>
+        <w:t>Xóa Liên Kết Với 1 Remote Repository?</w:t>
+      </w:r>
+      <w:bookmarkStart w:id="0" w:name="_GoBack"/>
+      <w:bookmarkEnd w:id="0"/>
+    </w:p>
+    <w:p>
+      <w:pPr>
+        <w:pStyle w:val="ListParagraph"/>
+        <w:pBdr>
+          <w:top w:val="single" w:sz="4" w:space="1" w:color="auto"/>
+          <w:left w:val="single" w:sz="4" w:space="4" w:color="auto"/>
+          <w:bottom w:val="single" w:sz="4" w:space="1" w:color="auto"/>
+          <w:right w:val="single" w:sz="4" w:space="4" w:color="auto"/>
+        </w:pBdr>
+        <w:ind w:left="1080"/>
+        <w:rPr>
+          <w:lang w:val="en-US"/>
+        </w:rPr>
+      </w:pPr>
+      <w:r>
+        <w:rPr>
+          <w:lang w:val="en-US"/>
+        </w:rPr>
+        <w:t>git remote remove &lt;Định Danh&gt;</w:t>
       </w:r>
     </w:p>
     <w:p>

--- a/github.docx
+++ b/github.docx
@@ -1328,94 +1328,20 @@
     </w:p>
     <w:p>
       <w:pPr>
-        <w:rPr>
-          <w:lang w:val="en-US"/>
-        </w:rPr>
-      </w:pPr>
-    </w:p>
-    <w:p>
-      <w:pPr>
-        <w:rPr>
-          <w:lang w:val="en-US"/>
-        </w:rPr>
-      </w:pPr>
-      <w:r>
-        <w:rPr>
-          <w:lang w:val="en-US"/>
-        </w:rPr>
-        <w:t xml:space="preserve">Quick Commands – Câu </w:t>
-      </w:r>
-      <w:r>
-        <w:rPr>
-          <w:lang w:val="en-US"/>
-        </w:rPr>
-        <w:t>Lệnh Nhanh:</w:t>
-      </w:r>
-    </w:p>
-    <w:p>
-      <w:pPr>
-        <w:pStyle w:val="ListParagraph"/>
-        <w:numPr>
-          <w:ilvl w:val="0"/>
-          <w:numId w:val="4"/>
-        </w:numPr>
-        <w:rPr>
-          <w:lang w:val="en-US"/>
-        </w:rPr>
-      </w:pPr>
-      <w:r>
-        <w:rPr>
-          <w:lang w:val="en-US"/>
-        </w:rPr>
-        <w:t xml:space="preserve">Cách </w:t>
-      </w:r>
-      <w:r>
-        <w:rPr>
-          <w:lang w:val="en-US"/>
-        </w:rPr>
-        <w:t xml:space="preserve">Khởi Tạo 1 </w:t>
-      </w:r>
-      <w:r>
-        <w:rPr>
-          <w:lang w:val="en-US"/>
-        </w:rPr>
-        <w:t>Repository</w:t>
-      </w:r>
-      <w:r>
-        <w:rPr>
-          <w:lang w:val="en-US"/>
-        </w:rPr>
-        <w:t xml:space="preserve"> Cục Bộ</w:t>
-      </w:r>
-      <w:r>
-        <w:rPr>
-          <w:lang w:val="en-US"/>
-        </w:rPr>
-        <w:t xml:space="preserve"> </w:t>
-      </w:r>
-      <w:r>
-        <w:rPr>
-          <w:lang w:val="en-US"/>
-        </w:rPr>
-        <w:t>Mới Trong 1 Thư Mục?</w:t>
-      </w:r>
-    </w:p>
-    <w:p>
-      <w:pPr>
-        <w:pStyle w:val="ListParagraph"/>
-        <w:numPr>
-          <w:ilvl w:val="0"/>
-          <w:numId w:val="2"/>
-        </w:numPr>
-        <w:rPr>
-          <w:lang w:val="en-US"/>
-        </w:rPr>
-      </w:pPr>
-      <w:r>
-        <w:rPr>
-          <w:lang w:val="en-US"/>
-        </w:rPr>
-        <w:t>Mở CMD trong thư mục muốn tạo Repository, nhập lệnh</w:t>
+        <w:pStyle w:val="ListParagraph"/>
+        <w:numPr>
+          <w:ilvl w:val="0"/>
+          <w:numId w:val="3"/>
+        </w:numPr>
+        <w:rPr>
+          <w:lang w:val="en-US"/>
+        </w:rPr>
+      </w:pPr>
+      <w:r>
+        <w:rPr>
+          <w:lang w:val="en-US"/>
+        </w:rPr>
+        <w:t>Cách Gộp Nhiều Câu Lệnh Thành 1?</w:t>
       </w:r>
     </w:p>
     <w:p>
@@ -1436,55 +1362,25 @@
         <w:rPr>
           <w:lang w:val="en-US"/>
         </w:rPr>
-        <w:t>git init</w:t>
-      </w:r>
-    </w:p>
-    <w:p>
-      <w:pPr>
-        <w:pStyle w:val="ListParagraph"/>
-        <w:numPr>
-          <w:ilvl w:val="0"/>
-          <w:numId w:val="2"/>
-        </w:numPr>
-        <w:rPr>
-          <w:lang w:val="en-US"/>
-        </w:rPr>
-      </w:pPr>
-      <w:r>
-        <w:rPr>
-          <w:lang w:val="en-US"/>
-        </w:rPr>
-        <w:t>Câu lệnh này sẽ tạo 1 thư mục ẩn có tên “.git</w:t>
-      </w:r>
-      <w:r>
-        <w:rPr>
-          <w:lang w:val="en-US"/>
-        </w:rPr>
-        <w:t xml:space="preserve">”, </w:t>
-      </w:r>
-      <w:r>
-        <w:rPr>
-          <w:lang w:val="en-US"/>
-        </w:rPr>
-        <w:t>nơi chứa dữ liệu như Remote Origin, …</w:t>
-      </w:r>
-    </w:p>
-    <w:p>
-      <w:pPr>
-        <w:pStyle w:val="ListParagraph"/>
-        <w:numPr>
-          <w:ilvl w:val="0"/>
-          <w:numId w:val="4"/>
-        </w:numPr>
-        <w:rPr>
-          <w:lang w:val="en-US"/>
-        </w:rPr>
-      </w:pPr>
-      <w:r>
-        <w:rPr>
-          <w:lang w:val="en-US"/>
-        </w:rPr>
-        <w:t>Cách Kết Nối Repository Cục Bộ Với 1 Remote Repository?</w:t>
+        <w:t>git config --global alias.&lt;Lệnh Gộp&gt; “!&lt;Lệnh 1&gt; &amp;&amp; &lt;Lệnh 2&gt; &amp;&amp; …”</w:t>
+      </w:r>
+    </w:p>
+    <w:p>
+      <w:pPr>
+        <w:pStyle w:val="ListParagraph"/>
+        <w:numPr>
+          <w:ilvl w:val="0"/>
+          <w:numId w:val="2"/>
+        </w:numPr>
+        <w:rPr>
+          <w:lang w:val="en-US"/>
+        </w:rPr>
+      </w:pPr>
+      <w:r>
+        <w:rPr>
+          <w:lang w:val="en-US"/>
+        </w:rPr>
+        <w:t>Ví dụ</w:t>
       </w:r>
     </w:p>
     <w:p>
@@ -1505,19 +1401,158 @@
         <w:rPr>
           <w:lang w:val="en-US"/>
         </w:rPr>
-        <w:t xml:space="preserve">git remote add </w:t>
-      </w:r>
-      <w:r>
-        <w:rPr>
-          <w:lang w:val="en-US"/>
-        </w:rPr>
-        <w:t xml:space="preserve">&lt;Định Danh&gt; </w:t>
-      </w:r>
-      <w:r>
-        <w:rPr>
-          <w:lang w:val="en-US"/>
-        </w:rPr>
-        <w:t>&lt;Đường Dẫn Đến Repository Trên Github&gt;</w:t>
+        <w:t xml:space="preserve">git config --global </w:t>
+      </w:r>
+      <w:r>
+        <w:rPr>
+          <w:lang w:val="en-US"/>
+        </w:rPr>
+        <w:t>alias.foo</w:t>
+      </w:r>
+      <w:r>
+        <w:rPr>
+          <w:lang w:val="en-US"/>
+        </w:rPr>
+        <w:t xml:space="preserve"> “</w:t>
+      </w:r>
+      <w:r>
+        <w:rPr>
+          <w:lang w:val="en-US"/>
+        </w:rPr>
+        <w:t>!git add . &amp;&amp; git commit –m ‘hell no’”</w:t>
+      </w:r>
+    </w:p>
+    <w:p>
+      <w:pPr>
+        <w:pStyle w:val="ListParagraph"/>
+        <w:numPr>
+          <w:ilvl w:val="0"/>
+          <w:numId w:val="2"/>
+        </w:numPr>
+        <w:rPr>
+          <w:lang w:val="en-US"/>
+        </w:rPr>
+      </w:pPr>
+      <w:r>
+        <w:rPr>
+          <w:lang w:val="en-US"/>
+        </w:rPr>
+        <w:t xml:space="preserve">Bây giờ chỉ cần bạn nhập “git foo” lên CMD là nó sẽ thực hiện “git add .” rồi </w:t>
+      </w:r>
+    </w:p>
+    <w:p>
+      <w:pPr>
+        <w:pStyle w:val="ListParagraph"/>
+        <w:ind w:left="1080"/>
+        <w:rPr>
+          <w:lang w:val="en-US"/>
+        </w:rPr>
+      </w:pPr>
+      <w:r>
+        <w:rPr>
+          <w:lang w:val="en-US"/>
+        </w:rPr>
+        <w:t>“git commit –m ‘hell no’”</w:t>
+      </w:r>
+      <w:bookmarkStart w:id="0" w:name="_GoBack"/>
+      <w:bookmarkEnd w:id="0"/>
+    </w:p>
+    <w:p>
+      <w:pPr>
+        <w:rPr>
+          <w:lang w:val="en-US"/>
+        </w:rPr>
+      </w:pPr>
+    </w:p>
+    <w:p>
+      <w:pPr>
+        <w:rPr>
+          <w:lang w:val="en-US"/>
+        </w:rPr>
+      </w:pPr>
+      <w:r>
+        <w:rPr>
+          <w:lang w:val="en-US"/>
+        </w:rPr>
+        <w:t xml:space="preserve">Commands – </w:t>
+      </w:r>
+      <w:r>
+        <w:rPr>
+          <w:lang w:val="en-US"/>
+        </w:rPr>
+        <w:t xml:space="preserve">Các </w:t>
+      </w:r>
+      <w:r>
+        <w:rPr>
+          <w:lang w:val="en-US"/>
+        </w:rPr>
+        <w:t xml:space="preserve">Câu </w:t>
+      </w:r>
+      <w:r>
+        <w:rPr>
+          <w:lang w:val="en-US"/>
+        </w:rPr>
+        <w:t>Lệ</w:t>
+      </w:r>
+      <w:r>
+        <w:rPr>
+          <w:lang w:val="en-US"/>
+        </w:rPr>
+        <w:t>nh</w:t>
+      </w:r>
+      <w:r>
+        <w:rPr>
+          <w:lang w:val="en-US"/>
+        </w:rPr>
+        <w:t>:</w:t>
+      </w:r>
+    </w:p>
+    <w:p>
+      <w:pPr>
+        <w:pStyle w:val="ListParagraph"/>
+        <w:numPr>
+          <w:ilvl w:val="0"/>
+          <w:numId w:val="4"/>
+        </w:numPr>
+        <w:rPr>
+          <w:lang w:val="en-US"/>
+        </w:rPr>
+      </w:pPr>
+      <w:r>
+        <w:rPr>
+          <w:lang w:val="en-US"/>
+        </w:rPr>
+        <w:t xml:space="preserve">Cách </w:t>
+      </w:r>
+      <w:r>
+        <w:rPr>
+          <w:lang w:val="en-US"/>
+        </w:rPr>
+        <w:t xml:space="preserve">Khởi Tạo 1 </w:t>
+      </w:r>
+      <w:r>
+        <w:rPr>
+          <w:lang w:val="en-US"/>
+        </w:rPr>
+        <w:t>Repository</w:t>
+      </w:r>
+      <w:r>
+        <w:rPr>
+          <w:lang w:val="en-US"/>
+        </w:rPr>
+        <w:t xml:space="preserve"> Cục Bộ</w:t>
+      </w:r>
+      <w:r>
+        <w:rPr>
+          <w:lang w:val="en-US"/>
+        </w:rPr>
+        <w:t xml:space="preserve"> </w:t>
+      </w:r>
+      <w:r>
+        <w:rPr>
+          <w:lang w:val="en-US"/>
+        </w:rPr>
+        <w:t>Mới Trong 1 Thư Mục?</w:t>
       </w:r>
     </w:p>
     <w:p>
@@ -1536,43 +1571,7 @@
           <w:lang w:val="en-US"/>
         </w:rPr>
         <w:lastRenderedPageBreak/>
-        <w:t>&lt;Định Danh&gt; được coi như 1 biến lưu trữ thông tin của Remote Repository được kết nối</w:t>
-      </w:r>
-    </w:p>
-    <w:p>
-      <w:pPr>
-        <w:pStyle w:val="ListParagraph"/>
-        <w:numPr>
-          <w:ilvl w:val="0"/>
-          <w:numId w:val="2"/>
-        </w:numPr>
-        <w:rPr>
-          <w:lang w:val="en-US"/>
-        </w:rPr>
-      </w:pPr>
-      <w:r>
-        <w:rPr>
-          <w:lang w:val="en-US"/>
-        </w:rPr>
-        <w:t>&lt;Đường Dẫn Đến Repository Trên Github&gt; lấy được = cách Click vào nút Code trong Repository rồi Copy dòng địa chỉ ở Tab HTTPS</w:t>
-      </w:r>
-    </w:p>
-    <w:p>
-      <w:pPr>
-        <w:pStyle w:val="ListParagraph"/>
-        <w:numPr>
-          <w:ilvl w:val="0"/>
-          <w:numId w:val="2"/>
-        </w:numPr>
-        <w:rPr>
-          <w:lang w:val="en-US"/>
-        </w:rPr>
-      </w:pPr>
-      <w:r>
-        <w:rPr>
-          <w:lang w:val="en-US"/>
-        </w:rPr>
-        <w:t>Ví dụ</w:t>
+        <w:t>Mở CMD trong thư mục muốn tạo Repository, nhập lệnh</w:t>
       </w:r>
     </w:p>
     <w:p>
@@ -1593,13 +1592,37 @@
         <w:rPr>
           <w:lang w:val="en-US"/>
         </w:rPr>
-        <w:t xml:space="preserve">git remote add origin </w:t>
-      </w:r>
-      <w:r>
-        <w:rPr>
-          <w:lang w:val="en-US"/>
-        </w:rPr>
-        <w:t>https://github.com/nguyenduc13475/AIConquer.git</w:t>
+        <w:t>git init</w:t>
+      </w:r>
+    </w:p>
+    <w:p>
+      <w:pPr>
+        <w:pStyle w:val="ListParagraph"/>
+        <w:numPr>
+          <w:ilvl w:val="0"/>
+          <w:numId w:val="2"/>
+        </w:numPr>
+        <w:rPr>
+          <w:lang w:val="en-US"/>
+        </w:rPr>
+      </w:pPr>
+      <w:r>
+        <w:rPr>
+          <w:lang w:val="en-US"/>
+        </w:rPr>
+        <w:t>Câu lệnh này sẽ tạo 1 thư mục ẩn có tên “.git</w:t>
+      </w:r>
+      <w:r>
+        <w:rPr>
+          <w:lang w:val="en-US"/>
+        </w:rPr>
+        <w:t xml:space="preserve">”, </w:t>
+      </w:r>
+      <w:r>
+        <w:rPr>
+          <w:lang w:val="en-US"/>
+        </w:rPr>
+        <w:t>nơi chứa dữ liệu như Remote Origin, …</w:t>
       </w:r>
     </w:p>
     <w:p>
@@ -1617,7 +1640,7 @@
         <w:rPr>
           <w:lang w:val="en-US"/>
         </w:rPr>
-        <w:t>Hiện Tên Của Repository Trên Github Đang Được Kết Nối Với Repository Cục Bộ?</w:t>
+        <w:t>Cách Kết Nối Repository Cục Bộ Với 1 Remote Repository?</w:t>
       </w:r>
     </w:p>
     <w:p>
@@ -1638,6 +1661,138 @@
         <w:rPr>
           <w:lang w:val="en-US"/>
         </w:rPr>
+        <w:t xml:space="preserve">git remote add </w:t>
+      </w:r>
+      <w:r>
+        <w:rPr>
+          <w:lang w:val="en-US"/>
+        </w:rPr>
+        <w:t xml:space="preserve">&lt;Định Danh&gt; </w:t>
+      </w:r>
+      <w:r>
+        <w:rPr>
+          <w:lang w:val="en-US"/>
+        </w:rPr>
+        <w:t>&lt;Đường Dẫn Đến Repository Trên Github&gt;</w:t>
+      </w:r>
+    </w:p>
+    <w:p>
+      <w:pPr>
+        <w:pStyle w:val="ListParagraph"/>
+        <w:numPr>
+          <w:ilvl w:val="0"/>
+          <w:numId w:val="2"/>
+        </w:numPr>
+        <w:rPr>
+          <w:lang w:val="en-US"/>
+        </w:rPr>
+      </w:pPr>
+      <w:r>
+        <w:rPr>
+          <w:lang w:val="en-US"/>
+        </w:rPr>
+        <w:t>&lt;Định Danh&gt; được coi như 1 biến lưu trữ thông tin của Remote Repository được kết nối</w:t>
+      </w:r>
+    </w:p>
+    <w:p>
+      <w:pPr>
+        <w:pStyle w:val="ListParagraph"/>
+        <w:numPr>
+          <w:ilvl w:val="0"/>
+          <w:numId w:val="2"/>
+        </w:numPr>
+        <w:rPr>
+          <w:lang w:val="en-US"/>
+        </w:rPr>
+      </w:pPr>
+      <w:r>
+        <w:rPr>
+          <w:lang w:val="en-US"/>
+        </w:rPr>
+        <w:t>&lt;Đường Dẫn Đến Repository Trên Github&gt; lấy được = cách Click vào nút Code trong Repository rồi Copy dòng địa chỉ ở Tab HTTPS</w:t>
+      </w:r>
+    </w:p>
+    <w:p>
+      <w:pPr>
+        <w:pStyle w:val="ListParagraph"/>
+        <w:numPr>
+          <w:ilvl w:val="0"/>
+          <w:numId w:val="2"/>
+        </w:numPr>
+        <w:rPr>
+          <w:lang w:val="en-US"/>
+        </w:rPr>
+      </w:pPr>
+      <w:r>
+        <w:rPr>
+          <w:lang w:val="en-US"/>
+        </w:rPr>
+        <w:t>Ví dụ</w:t>
+      </w:r>
+    </w:p>
+    <w:p>
+      <w:pPr>
+        <w:pStyle w:val="ListParagraph"/>
+        <w:pBdr>
+          <w:top w:val="single" w:sz="4" w:space="1" w:color="auto"/>
+          <w:left w:val="single" w:sz="4" w:space="4" w:color="auto"/>
+          <w:bottom w:val="single" w:sz="4" w:space="1" w:color="auto"/>
+          <w:right w:val="single" w:sz="4" w:space="4" w:color="auto"/>
+        </w:pBdr>
+        <w:ind w:left="1080"/>
+        <w:rPr>
+          <w:lang w:val="en-US"/>
+        </w:rPr>
+      </w:pPr>
+      <w:r>
+        <w:rPr>
+          <w:lang w:val="en-US"/>
+        </w:rPr>
+        <w:t xml:space="preserve">git remote add origin </w:t>
+      </w:r>
+      <w:r>
+        <w:rPr>
+          <w:lang w:val="en-US"/>
+        </w:rPr>
+        <w:t>https://github.com/nguyenduc13475/AIConquer.git</w:t>
+      </w:r>
+    </w:p>
+    <w:p>
+      <w:pPr>
+        <w:pStyle w:val="ListParagraph"/>
+        <w:numPr>
+          <w:ilvl w:val="0"/>
+          <w:numId w:val="4"/>
+        </w:numPr>
+        <w:rPr>
+          <w:lang w:val="en-US"/>
+        </w:rPr>
+      </w:pPr>
+      <w:r>
+        <w:rPr>
+          <w:lang w:val="en-US"/>
+        </w:rPr>
+        <w:t>Hiện Tên Của Repository Trên Github Đang Được Kết Nối Với Repository Cục Bộ?</w:t>
+      </w:r>
+    </w:p>
+    <w:p>
+      <w:pPr>
+        <w:pStyle w:val="ListParagraph"/>
+        <w:pBdr>
+          <w:top w:val="single" w:sz="4" w:space="1" w:color="auto"/>
+          <w:left w:val="single" w:sz="4" w:space="4" w:color="auto"/>
+          <w:bottom w:val="single" w:sz="4" w:space="1" w:color="auto"/>
+          <w:right w:val="single" w:sz="4" w:space="4" w:color="auto"/>
+        </w:pBdr>
+        <w:ind w:left="1080"/>
+        <w:rPr>
+          <w:lang w:val="en-US"/>
+        </w:rPr>
+      </w:pPr>
+      <w:r>
+        <w:rPr>
+          <w:lang w:val="en-US"/>
+        </w:rPr>
         <w:t xml:space="preserve">git remote show </w:t>
       </w:r>
       <w:r>
@@ -1664,8 +1819,6 @@
         </w:rPr>
         <w:t>Xóa Liên Kết Với 1 Remote Repository?</w:t>
       </w:r>
-      <w:bookmarkStart w:id="0" w:name="_GoBack"/>
-      <w:bookmarkEnd w:id="0"/>
     </w:p>
     <w:p>
       <w:pPr>

--- a/github.docx
+++ b/github.docx
@@ -30,7 +30,13 @@
         <w:rPr>
           <w:lang w:val="en-US"/>
         </w:rPr>
-        <w:t>Cách truy cập?</w:t>
+        <w:t xml:space="preserve">Cách </w:t>
+      </w:r>
+      <w:r>
+        <w:rPr>
+          <w:lang w:val="en-US"/>
+        </w:rPr>
+        <w:t>Truy Cập?</w:t>
       </w:r>
     </w:p>
     <w:p>
@@ -69,7 +75,15 @@
         <w:rPr>
           <w:lang w:val="en-US"/>
         </w:rPr>
-        <w:t>Vào Sign In + điền tài khoản và mật khẩu + Click đăng nhập</w:t>
+        <w:t>Vào Sign In + điền tài khoản và mật k</w:t>
+      </w:r>
+      <w:bookmarkStart w:id="0" w:name="_GoBack"/>
+      <w:bookmarkEnd w:id="0"/>
+      <w:r>
+        <w:rPr>
+          <w:lang w:val="en-US"/>
+        </w:rPr>
+        <w:t>hẩu + Click đăng nhập</w:t>
       </w:r>
     </w:p>
     <w:p>
@@ -1401,25 +1415,7 @@
         <w:rPr>
           <w:lang w:val="en-US"/>
         </w:rPr>
-        <w:t xml:space="preserve">git config --global </w:t>
-      </w:r>
-      <w:r>
-        <w:rPr>
-          <w:lang w:val="en-US"/>
-        </w:rPr>
-        <w:t>alias.foo</w:t>
-      </w:r>
-      <w:r>
-        <w:rPr>
-          <w:lang w:val="en-US"/>
-        </w:rPr>
-        <w:t xml:space="preserve"> “</w:t>
-      </w:r>
-      <w:r>
-        <w:rPr>
-          <w:lang w:val="en-US"/>
-        </w:rPr>
-        <w:t>!git add . &amp;&amp; git commit –m ‘hell no’”</w:t>
+        <w:t>git config --global alias.foo “!git add . &amp;&amp; git commit –m ‘hell no’”</w:t>
       </w:r>
     </w:p>
     <w:p>
@@ -1454,8 +1450,6 @@
         </w:rPr>
         <w:t>“git commit –m ‘hell no’”</w:t>
       </w:r>
-      <w:bookmarkStart w:id="0" w:name="_GoBack"/>
-      <w:bookmarkEnd w:id="0"/>
     </w:p>
     <w:p>
       <w:pPr>
